--- a/test-reports/Assignment2_Test_Report.docx
+++ b/test-reports/Assignment2_Test_Report.docx
@@ -125,6 +125,14 @@
       </w:pPr>
       <w:r>
         <w:t>8. Conclusions</w:t>
+      </w:r>
+    </w:p>
+    <w:p>
+      <w:pPr>
+        <w:pStyle w:val="ListBullet"/>
+      </w:pPr>
+      <w:r>
+        <w:t>9. Team Contribution: Shopping Cart FSM (Yuqian Chiu)</w:t>
       </w:r>
     </w:p>
     <w:p>
@@ -1114,6 +1122,139 @@
         <w:pStyle w:val="Heading1"/>
       </w:pPr>
       <w:r>
+        <w:t>9. Team Contribution: Shopping Cart FSM (Yuqian Chiu)</w:t>
+      </w:r>
+    </w:p>
+    <w:p>
+      <w:pPr>
+        <w:pStyle w:val="Heading2"/>
+      </w:pPr>
+      <w:r>
+        <w:t>9.1 Overview</w:t>
+      </w:r>
+    </w:p>
+    <w:p>
+      <w:r>
+        <w:t>This section documents the FSM testing work completed by team member Yuqian Chiu. Building on the same FSM principles described in Section 2, Yuqian applied the FSM methodology to test the Shopping Cart component, ensuring complete independence from the Product Lifecycle testing covered in previous sections.</w:t>
+      </w:r>
+    </w:p>
+    <w:p>
+      <w:pPr>
+        <w:pStyle w:val="Heading2"/>
+      </w:pPr>
+      <w:r>
+        <w:t>9.2 Feature Selection (Task 2)</w:t>
+      </w:r>
+    </w:p>
+    <w:p>
+      <w:r>
+        <w:t>Feature selected: Shopping Cart component. The cart transitions through distinct states (EMPTY, ACTIVE, OBSOLETE) based on user actions. The model is non-trivial because the validity of user actions depends on the current state (e.g., updating quantity in EMPTY is invalid, removing the last item from ACTIVE returns to EMPTY, deleting a cart moves it to OBSOLETE).</w:t>
+      </w:r>
+    </w:p>
+    <w:p>
+      <w:pPr>
+        <w:pStyle w:val="Heading2"/>
+      </w:pPr>
+      <w:r>
+        <w:t>9.3 Functional Model (Task 3)</w:t>
+      </w:r>
+    </w:p>
+    <w:p>
+      <w:r>
+        <w:t>State Diagram and Transitions:</w:t>
+      </w:r>
+    </w:p>
+    <w:p>
+      <w:r>
+        <w:t>• Add Item: EMPTY → ACTIVE</w:t>
+      </w:r>
+    </w:p>
+    <w:p>
+      <w:r>
+        <w:t>• Update Quantity: ACTIVE → ACTIVE (self-loop)</w:t>
+      </w:r>
+    </w:p>
+    <w:p>
+      <w:r>
+        <w:t>• Remove Item (last item): ACTIVE → EMPTY</w:t>
+      </w:r>
+    </w:p>
+    <w:p>
+      <w:r>
+        <w:t>• Delete Cart: ANY → OBSOLETE</w:t>
+      </w:r>
+    </w:p>
+    <w:p/>
+    <w:p>
+      <w:r>
+        <w:rPr>
+          <w:b/>
+        </w:rPr>
+        <w:t xml:space="preserve">📷 SCREENSHOT 13: </w:t>
+      </w:r>
+      <w:r>
+        <w:rPr>
+          <w:i/>
+          <w:color w:val="FF0000"/>
+        </w:rPr>
+        <w:t>[INSERT: Shopping Cart FSM state diagram with EMPTY/ACTIVE/OBSOLETE]</w:t>
+      </w:r>
+    </w:p>
+    <w:p>
+      <w:pPr>
+        <w:pStyle w:val="Heading2"/>
+      </w:pPr>
+      <w:r>
+        <w:t>9.4 Test Implementation (Task 4)</w:t>
+      </w:r>
+    </w:p>
+    <w:p>
+      <w:r>
+        <w:t>Test implementation in MyCartStateTest.java. Strategy ensures 100% transition coverage via two scenarios: (1) Standard lifecycle (EMPTY → ACTIVE → ACTIVE → EMPTY → OBSOLETE) and (2) Force deletion (ACTIVE → OBSOLETE).</w:t>
+      </w:r>
+    </w:p>
+    <w:p/>
+    <w:p>
+      <w:r>
+        <w:rPr>
+          <w:b/>
+        </w:rPr>
+        <w:t xml:space="preserve">📷 SCREENSHOT 14: </w:t>
+      </w:r>
+      <w:r>
+        <w:rPr>
+          <w:i/>
+          <w:color w:val="FF0000"/>
+        </w:rPr>
+        <w:t>[INSERT: MyCartStateTest.java code for both scenarios]</w:t>
+      </w:r>
+    </w:p>
+    <w:p/>
+    <w:p>
+      <w:r>
+        <w:rPr>
+          <w:b/>
+        </w:rPr>
+        <w:t xml:space="preserve">📷 SCREENSHOT 15: </w:t>
+      </w:r>
+      <w:r>
+        <w:rPr>
+          <w:i/>
+          <w:color w:val="FF0000"/>
+        </w:rPr>
+        <w:t>[INSERT: JUnit execution result for MyCartStateTest.java]</w:t>
+      </w:r>
+    </w:p>
+    <w:p>
+      <w:r>
+        <w:br w:type="page"/>
+      </w:r>
+    </w:p>
+    <w:p>
+      <w:pPr>
+        <w:pStyle w:val="Heading1"/>
+      </w:pPr>
+      <w:r>
         <w:t>Appendix: Test Execution Log</w:t>
       </w:r>
     </w:p>

--- a/test-reports/Assignment2_Test_Report.docx
+++ b/test-reports/Assignment2_Test_Report.docx
@@ -118,7 +118,7 @@
         <w:pStyle w:val="ListBullet"/>
       </w:pPr>
       <w:r>
-        <w:t>9. Team Contribution: Shopping Cart FSM (Yuqian Chiu)</w:t>
+        <w:t>9. Shopping Cart FSM</w:t>
       </w:r>
     </w:p>
     <w:p>
@@ -166,12 +166,12 @@
     <w:p>
       <w:pPr>
         <w:rPr>
-          <w:rFonts w:hint="eastAsia"/>
           <w:lang w:eastAsia="zh-CN"/>
         </w:rPr>
       </w:pPr>
       <w:r>
         <w:rPr>
+          <w:noProof/>
           <w:lang w:eastAsia="zh-CN"/>
         </w:rPr>
         <w:drawing>
@@ -299,12 +299,12 @@
     <w:p>
       <w:pPr>
         <w:rPr>
-          <w:rFonts w:hint="eastAsia"/>
           <w:lang w:eastAsia="zh-CN"/>
         </w:rPr>
       </w:pPr>
       <w:r>
         <w:rPr>
+          <w:noProof/>
           <w:lang w:eastAsia="zh-CN"/>
         </w:rPr>
         <w:drawing>
@@ -835,12 +835,12 @@
     <w:p>
       <w:pPr>
         <w:rPr>
-          <w:rFonts w:hint="eastAsia"/>
           <w:lang w:eastAsia="zh-CN"/>
         </w:rPr>
       </w:pPr>
       <w:r>
         <w:rPr>
+          <w:noProof/>
           <w:lang w:eastAsia="zh-CN"/>
         </w:rPr>
         <w:drawing>
@@ -953,12 +953,12 @@
     <w:p>
       <w:pPr>
         <w:rPr>
-          <w:rFonts w:hint="eastAsia"/>
           <w:lang w:eastAsia="zh-CN"/>
         </w:rPr>
       </w:pPr>
       <w:r>
         <w:rPr>
+          <w:noProof/>
           <w:lang w:eastAsia="zh-CN"/>
         </w:rPr>
         <w:drawing>
@@ -1049,12 +1049,12 @@
     <w:p>
       <w:pPr>
         <w:rPr>
-          <w:rFonts w:hint="eastAsia"/>
           <w:lang w:eastAsia="zh-CN"/>
         </w:rPr>
       </w:pPr>
       <w:r>
         <w:rPr>
+          <w:noProof/>
           <w:lang w:eastAsia="zh-CN"/>
         </w:rPr>
         <w:lastRenderedPageBreak/>
@@ -1137,12 +1137,12 @@
     <w:p>
       <w:pPr>
         <w:rPr>
-          <w:rFonts w:hint="eastAsia"/>
           <w:lang w:eastAsia="zh-CN"/>
         </w:rPr>
       </w:pPr>
       <w:r>
         <w:rPr>
+          <w:noProof/>
           <w:lang w:eastAsia="zh-CN"/>
         </w:rPr>
         <w:drawing>
@@ -1271,12 +1271,12 @@
     <w:p>
       <w:pPr>
         <w:rPr>
-          <w:rFonts w:hint="eastAsia"/>
           <w:lang w:eastAsia="zh-CN"/>
         </w:rPr>
       </w:pPr>
       <w:r>
         <w:rPr>
+          <w:noProof/>
           <w:lang w:eastAsia="zh-CN"/>
         </w:rPr>
         <w:drawing>
@@ -1368,12 +1368,12 @@
     <w:p>
       <w:pPr>
         <w:rPr>
-          <w:rFonts w:hint="eastAsia"/>
           <w:lang w:eastAsia="zh-CN"/>
         </w:rPr>
       </w:pPr>
       <w:r>
         <w:rPr>
+          <w:noProof/>
           <w:lang w:eastAsia="zh-CN"/>
         </w:rPr>
         <w:lastRenderedPageBreak/>
@@ -1723,12 +1723,12 @@
     <w:p>
       <w:pPr>
         <w:rPr>
-          <w:rFonts w:hint="eastAsia"/>
           <w:lang w:eastAsia="zh-CN"/>
         </w:rPr>
       </w:pPr>
       <w:r>
         <w:rPr>
+          <w:noProof/>
           <w:lang w:eastAsia="zh-CN"/>
         </w:rPr>
         <w:drawing>
@@ -1792,55 +1792,10 @@
     </w:p>
     <w:p>
       <w:r>
-        <w:t>Assignment 2 Deliverables:</w:t>
-      </w:r>
-      <w:r>
-        <w:br/>
-        <w:t>✅ FSM Theory (10%): Explained FSM benefits</w:t>
-      </w:r>
-      <w:r>
-        <w:br/>
-        <w:t>✅ Feature Selection (20%): Product Lifecycle (6 states, 8 transitions)</w:t>
-      </w:r>
-      <w:r>
-        <w:br/>
-        <w:t>✅ FSM Design (35%): State diagram, transition table, guards</w:t>
-      </w:r>
-      <w:r>
-        <w:br/>
-        <w:t>✅ JUnit Implementation (35%): 20 test cases</w:t>
-      </w:r>
-      <w:r>
-        <w:br/>
-      </w:r>
-      <w:r>
         <w:br/>
         <w:t>Total: 39 test cases (19 from Assignment 1 + 20 from Assignment 2)</w:t>
       </w:r>
     </w:p>
-    <w:p/>
-    <w:p>
-      <w:pPr>
-        <w:rPr>
-          <w:i/>
-          <w:color w:val="FF0000"/>
-          <w:lang w:eastAsia="zh-CN"/>
-        </w:rPr>
-      </w:pPr>
-      <w:r>
-        <w:rPr>
-          <w:b/>
-        </w:rPr>
-        <w:t xml:space="preserve">📷 SCREENSHOT 11: </w:t>
-      </w:r>
-      <w:r>
-        <w:rPr>
-          <w:i/>
-          <w:color w:val="FF0000"/>
-        </w:rPr>
-        <w:t>[ Integration diagram showing Assignment 1 → Assignment 2]</w:t>
-      </w:r>
-    </w:p>
     <w:p>
       <w:pPr>
         <w:rPr>
@@ -1848,46 +1803,6 @@
           <w:lang w:eastAsia="zh-CN"/>
         </w:rPr>
       </w:pPr>
-      <w:r>
-        <w:rPr>
-          <w:lang w:eastAsia="zh-CN"/>
-        </w:rPr>
-        <w:drawing>
-          <wp:inline distT="0" distB="0" distL="0" distR="0" wp14:anchorId="262AF475" wp14:editId="0B853B0C">
-            <wp:extent cx="5486400" cy="3907790"/>
-            <wp:effectExtent l="0" t="0" r="0" b="3810"/>
-            <wp:docPr id="1506035422" name="Picture 1" descr="A screenshot of a diagram&#10;&#10;AI-generated content may be incorrect."/>
-            <wp:cNvGraphicFramePr>
-              <a:graphicFrameLocks xmlns:a="http://schemas.openxmlformats.org/drawingml/2006/main" noChangeAspect="1"/>
-            </wp:cNvGraphicFramePr>
-            <a:graphic xmlns:a="http://schemas.openxmlformats.org/drawingml/2006/main">
-              <a:graphicData uri="http://schemas.openxmlformats.org/drawingml/2006/picture">
-                <pic:pic xmlns:pic="http://schemas.openxmlformats.org/drawingml/2006/picture">
-                  <pic:nvPicPr>
-                    <pic:cNvPr id="1506035422" name="Picture 1" descr="A screenshot of a diagram&#10;&#10;AI-generated content may be incorrect."/>
-                    <pic:cNvPicPr/>
-                  </pic:nvPicPr>
-                  <pic:blipFill>
-                    <a:blip r:embed="rId16"/>
-                    <a:stretch>
-                      <a:fillRect/>
-                    </a:stretch>
-                  </pic:blipFill>
-                  <pic:spPr>
-                    <a:xfrm>
-                      <a:off x="0" y="0"/>
-                      <a:ext cx="5486400" cy="3907790"/>
-                    </a:xfrm>
-                    <a:prstGeom prst="rect">
-                      <a:avLst/>
-                    </a:prstGeom>
-                  </pic:spPr>
-                </pic:pic>
-              </a:graphicData>
-            </a:graphic>
-          </wp:inline>
-        </w:drawing>
-      </w:r>
     </w:p>
     <w:p/>
     <w:p>
@@ -1927,7 +1842,6 @@
         <w:pStyle w:val="ListBullet"/>
       </w:pPr>
       <w:r>
-        <w:lastRenderedPageBreak/>
         <w:t>Complete test coverage</w:t>
       </w:r>
     </w:p>
@@ -1939,19 +1853,25 @@
     <w:p>
       <w:pPr>
         <w:pStyle w:val="Heading1"/>
+        <w:rPr>
+          <w:rFonts w:hint="eastAsia"/>
+          <w:lang w:eastAsia="zh-CN"/>
+        </w:rPr>
       </w:pPr>
       <w:r>
         <w:lastRenderedPageBreak/>
-        <w:t>9. Team Contribution: Shopping Cart FSM (Yuqian Chiu)</w:t>
+        <w:t xml:space="preserve">9. Shopping Cart FSM </w:t>
       </w:r>
     </w:p>
     <w:p>
       <w:pPr>
         <w:pStyle w:val="Heading2"/>
       </w:pPr>
+      <w:proofErr w:type="spellStart"/>
       <w:r>
         <w:t>9.1 Overview</w:t>
       </w:r>
+      <w:proofErr w:type="spellEnd"/>
     </w:p>
     <w:p>
       <w:r>
@@ -2030,7 +1950,6 @@
     <w:p>
       <w:pPr>
         <w:rPr>
-          <w:rFonts w:hint="eastAsia"/>
           <w:lang w:eastAsia="zh-CN"/>
         </w:rPr>
       </w:pPr>
@@ -2055,7 +1974,7 @@
                     <pic:cNvPicPr/>
                   </pic:nvPicPr>
                   <pic:blipFill>
-                    <a:blip r:embed="rId17"/>
+                    <a:blip r:embed="rId16"/>
                     <a:stretch>
                       <a:fillRect/>
                     </a:stretch>
@@ -2115,12 +2034,12 @@
     <w:p>
       <w:pPr>
         <w:rPr>
-          <w:rFonts w:hint="eastAsia"/>
           <w:lang w:eastAsia="zh-CN"/>
         </w:rPr>
       </w:pPr>
       <w:r>
         <w:rPr>
+          <w:noProof/>
           <w:lang w:eastAsia="zh-CN"/>
         </w:rPr>
         <w:lastRenderedPageBreak/>
@@ -2140,7 +2059,7 @@
                     <pic:cNvPicPr/>
                   </pic:nvPicPr>
                   <pic:blipFill>
-                    <a:blip r:embed="rId18"/>
+                    <a:blip r:embed="rId17"/>
                     <a:stretch>
                       <a:fillRect/>
                     </a:stretch>
@@ -2203,7 +2122,6 @@
     <w:p>
       <w:pPr>
         <w:rPr>
-          <w:rFonts w:hint="eastAsia"/>
           <w:lang w:eastAsia="zh-CN"/>
         </w:rPr>
       </w:pPr>
@@ -2230,7 +2148,7 @@
                     <pic:cNvPicPr/>
                   </pic:nvPicPr>
                   <pic:blipFill>
-                    <a:blip r:embed="rId19"/>
+                    <a:blip r:embed="rId18"/>
                     <a:stretch>
                       <a:fillRect/>
                     </a:stretch>
@@ -2254,7 +2172,6 @@
     <w:p>
       <w:pPr>
         <w:rPr>
-          <w:rFonts w:hint="eastAsia"/>
           <w:lang w:eastAsia="zh-CN"/>
         </w:rPr>
       </w:pPr>
